--- a/docs/BrewMUD_Student_Information_Sheet.docx
+++ b/docs/BrewMUD_Student_Information_Sheet.docx
@@ -261,7 +261,7 @@
     <w:p>
       <w:pPr/>
       <w:r>
-        <w:t>Your progress saves automatically after every command. You may log out and return later using the same account.</w:t>
+        <w:t>Your progress saves automatically after every command. You may log out and return later using the same account. To keep the online-player list accurate, the game logs you out after 30 minutes without a command. Your saved progress is not lost; simply log in again to continue.</w:t>
       </w:r>
     </w:p>
     <w:p>
